--- a/Draft 1/doc/New Microsoft Word Document.docx
+++ b/Draft 1/doc/New Microsoft Word Document.docx
@@ -4,7 +4,13 @@
   <w:body>
     <w:p>
       <w:r>
-        <w:t>demo</w:t>
+        <w:t>D</w:t>
+      </w:r>
+      <w:r>
+        <w:t>emo</w:t>
+      </w:r>
+      <w:r>
+        <w:t>+test</w:t>
       </w:r>
     </w:p>
     <w:sectPr>
